--- a/example_articles/countries/Russia/2.countries_Russia_New_York_Times.docx
+++ b/example_articles/countries/Russia/2.countries_Russia_New_York_Times.docx
@@ -27,17 +27,17 @@
     </w:p>
     <w:p>
       <w:r>
-        <w:t>Source File: NYT/52.DOCX</w:t>
+        <w:t>Source file: NYT/52.DOCX</w:t>
       </w:r>
     </w:p>
     <w:p>
       <w:r>
-        <w:t>Raw locations result: ['Soviet Union', 'Russia']</w:t>
+        <w:t>Raw locations result, 'locations': ['Soviet Union', 'Russia']</w:t>
       </w:r>
     </w:p>
     <w:p>
       <w:r>
-        <w:t>countries_stand_flat (Standardized): Russia</w:t>
+        <w:t>Standardized locations result, 'countries_stand_flat': Russia</w:t>
       </w:r>
     </w:p>
     <w:p>

--- a/example_articles/countries/Russia/2.countries_Russia_New_York_Times.docx
+++ b/example_articles/countries/Russia/2.countries_Russia_New_York_Times.docx
@@ -7,7 +7,7 @@
         <w:pStyle w:val="Heading1"/>
       </w:pPr>
       <w:r>
-        <w:t>Anthropology Casts an Eye On the Culture That Made It</w:t>
+        <w:t>A Professor Revives Prokofiev's Robots</w:t>
       </w:r>
     </w:p>
     <w:p>
@@ -17,22 +17,22 @@
     </w:p>
     <w:p>
       <w:r>
-        <w:t>Date: 1991-04-02</w:t>
+        <w:t>Date: 2004-02-22</w:t>
       </w:r>
     </w:p>
     <w:p>
       <w:r>
-        <w:t>Section: Section C;; Section C; Page 1; Column 1; Science Desk; Column 1;</w:t>
+        <w:t>Section: Section 14NJ; Column 4; New Jersey Weekly Desk; Pg. 1; IN PERSON</w:t>
       </w:r>
     </w:p>
     <w:p>
       <w:r>
-        <w:t>Source file: NYT/52.DOCX</w:t>
+        <w:t>Source file: NYT/49.DOCX</w:t>
       </w:r>
     </w:p>
     <w:p>
       <w:r>
-        <w:t>Raw locations result, 'locations': ['Soviet Union', 'Russia']</w:t>
+        <w:t>Raw locations result, 'locations': ['Russia']</w:t>
       </w:r>
     </w:p>
     <w:p>
@@ -49,77 +49,87 @@
     </w:p>
     <w:p>
       <w:r>
-        <w:t>BY studying other societies, Western anthropologists have sought to derive lessons about their own, as Dr. Margaret Mead did in her classic 1928 study, "Coming of Age in Samoa." In a signficant new trend, some anthropologists in this country are focusing on coming of age here at home, using the same methods of ethnography they would apply in an exotic land.</w:t>
+        <w:t>SIMON MORRISON bent forward and, with an easy sweep of his hand, popped a disc into his office CD player. He straightened as music from an early Prokofiev ballet crashed from the speakers, a harsh wash of grating horns and driving drums. It is difficult music for a casual listener, as mechanical as the din on a factory floor. Unlike some of Prokofiev's later work, there is little lyricism, as dancer and machine merge, no soft resting place for the ear.</w:t>
         <w:br/>
-        <w:t>The new effort casts anthropology in the role of cultural critic, able to examine and lay bare the hidden assumptions that shape the main institutions of American culture. Among recent subjects of this sort of field work have been New York art dealers and museum curators, advertising agencies, high-energy physicists and pro- and anti-abortion groups in Fargo, N. D. There is even a study called "Coming of Age in New Jersey."</w:t>
+        <w:t xml:space="preserve"> But Dr. Morrison, a tall, thin assistant professor of music at Princeton University, was rapt. He finds a spare beauty in this music, grace in its discord.</w:t>
         <w:br/>
-        <w:t>Conveniently, in a day when tight money and hostile regimes make it more difficult for anthropologists to study people in distant and often discomfitting places, the new approach allows them to ply their trade amid the comforts of home. "The idea is to use ethnographic methods to touch a nerve, to raise questions for the people studied themselves, so that the scientists, bankers, lawyers or whoever the subjects happen to be can't shrug it off as the work of someone who doesn't know their world," said Dr. George E. Marcus, an anthropologist at Rice University and editor of the journal Cultural Anthropology.</w:t>
+        <w:t xml:space="preserve">  It makes sense that he would. In some ways, the ballet, ''The Steel Step,'' is Dr. Morrison's wayward baby. After more than 75 years, in which the work had all but vanished, he is reviving it. If all goes well, Dr. Morrison and his collaborators will present the ballet at Princeton's Berlind Theater in the spring of 2005. It will be the first time that the ballet -- originally written as a pro-Communist work -- has been performed in full since it opened in Paris in 1927.</w:t>
         <w:br/>
-        <w:t>Although the disciplines overlap a bit, anthropology is the systematic description of culture, while sociology analyzes the interplay among different forces in a society, and psychology studies the forces in individual behavior.</w:t>
+        <w:t xml:space="preserve"> ''It is a huge undertaking,'' Carolyn Abbate, who heads Princeton's music department, said of the reconstruction of the ballet. The job involves platoons of dancers, an expert in historic dance reconstruction, a designer from England who spent seven years recreating the original set, an orchestra, a conductor and Dr. Morrison. ''It is practically the Army Corps of Engineers,'' she added.</w:t>
         <w:br/>
-        <w:t>Anthropology itself has been one of the first targets of the new approach, providing the reseachers with the opportunity to question their own preconceptions. As a result, some have concluded that the objectivity assumed by ethnographers reflected the superior attitude of colonial powers that governed the peoples they tended to study.</w:t>
+        <w:t xml:space="preserve"> Prokofiev was a difficult composer. Perhaps best known for his children's work, ''Peter and the Wolf,'' his later pieces were stained by his life in the Soviet Union. Several of his Soviet-era works celebrated Stalin's rule and, for some, that approval of Stalin has made it difficult to accept some of his art.</w:t>
         <w:br/>
-        <w:t>"We anthropologists are subject to the same influences as everyone else," said Dr. Ivan Karp, an anthropologist at the National Museum of Natural History in Washington. "Anthropological categories were unthinkingly derived from those of our culture. Anthropologists can't claim some superior objectivity; we have to question and critique ourselves, too."</w:t>
+        <w:t xml:space="preserve"> ''There are some nice tunes,'' Richard Taruskin, a leading scholar on Russian music, said, referring to Prokofiev's Stalin-related work. ''But I am not very sympathetic to the view that we can listen to the glorification of a mass murderer because we like the tunes.''</w:t>
         <w:br/>
-        <w:t>The rallying cry for those who take this approach was sounded in Dr. Marcus's 1986 book, "Anthropology as Cultural Critique." He and his co-author, Dr. Michael Fischer, another Rice University anthropologist, argued that an as-yet-unfulfilled promise of anthropology is to "make us re-examine our taken-for-granted assumptions."</w:t>
+        <w:t xml:space="preserve"> Dr. Morrison understands that, but he believes Prokofiev can be approached in the way he wrote his music, outside the ordinary world. ''He really believed that his creativity was something divorced from the concerns of the real world,'' Dr. Morrison said. ''The comment is paradoxical because a lot of his works, certainly his official Soviet works, are lodged in time and space like no others.''</w:t>
         <w:br/>
-        <w:t>The book "caused a sensation in the field," said David Brent, editor in chief of the University of Chicago Press, the book's publisher. "It's been a best seller for us for several years."</w:t>
+        <w:t xml:space="preserve"> Dr. Morrison's career did not always focus on resurrecting controversial pro-Soviet works of art. </w:t>
         <w:br/>
-        <w:t>Still, some anthropologists see potential dangers in the approach. One is that seemingly objective observations will actually be serving a political or ideological agenda, a greater danger when studying one's own culture rather than a foreign culture, where one has fewer, if any, vested interests.</w:t>
+        <w:t xml:space="preserve"> In fact, Dr. Morrison, who is 39, began as a tuba player from Winnipeg, Manitoba. He was good enough to play for the Canadian Broadcasting Corporation band, but when he attended the University of Toronto, he was exposed to the avant-garde Russian composers of the early 20th century and ''was hooked on the music,'' he said. He abandoned the tuba for the piano and journeyed from musical performance to musical analysis.</w:t>
         <w:br/>
-        <w:t>Another has to do with the nature of field work itself. "Anthropology is founded on the advantage of the observer's distance, which makes it a way of seeing things others can't see," said Dr. Clifford Geertz, an anthropologist at Princeton University. "You lose that distance in your own society, because you understand things too readily in the categories you share with the people you study."</w:t>
+        <w:t xml:space="preserve"> ''It is a music that is comprised of drives, energies that are almost things you can't quantify,'' he said of the Russians. ''With Prokofiev, concepts -- religion, politics -- in his music, these are translated into abstract ideas.''</w:t>
         <w:br/>
-        <w:t>"That's not to say it can't be done," Dr. Geertz added. "But it means you have to work very hard to make the familiar less so."</w:t>
+        <w:t xml:space="preserve"> After a year as an exchange student in Russia as the Soviet Union was collapsing, Dr. Morrison wrote his master's degree thesis on Prokofiev's first Soviet opera, ''Semyon Kotko,'' which was started in 1938.</w:t>
         <w:br/>
-        <w:t>To be sure, there has been a tradition in anthropology, pioneered by Margaret Mead, of questioning American mores in light of those of other cultures. Dr. Mead inferred from her field work in Samoa that if social attitudes toward sexuality in the United States were less repressive, adolescence would not be so emotionally tumultuous.</w:t>
+        <w:t xml:space="preserve"> On the surface, the piece is a typical paean to the Socialist ideal. But it also reflects the conflicts that most artists, Prokofiev included, faced under Stalin, according to Dr. Morrison. </w:t>
         <w:br/>
-        <w:t>While later anthropological studies suggest that Dr. Mead's view of Samoans was idealized and inaccurate in some respects, the use of anthropological data from elsewhere to examine American culture has been a fixture of the field since her work was published.</w:t>
+        <w:t xml:space="preserve"> The story, about the defense of the homeland against German invaders, found official disfavor after the Soviet Union signed a nonaggression pact with Nazi Germany in 1939; Prokofiev was forced to change the text to reflect the new political reality. But even the changes did not save the work, which was ultimately banned by Stalin. And the Soviets eventually arrested Prokofiev's old friend and the opera's producer, Vsevolod Meyerhold, and killed him.</w:t>
         <w:br/>
-        <w:t>Typically, those anthropological insights have served to startle Americans into realizing that what had been considered a universal of human nature was in fact an arbitrary cultural convention. Dr. Mead's later work in New Guinea, for example, described a culture where sex roles were largely reversed from the American norm, and was often cited in challenges to gender bias. What had once been assumed the natural order of things could now be seen as arbitrary and variable.</w:t>
+        <w:t xml:space="preserve"> The piece ''has an extraordinarily beautiful musical score,'' Dr. Morrison said. But he said the work falters toward the end, probably because Prokofiev collapsed under the external political pressure he faced.</w:t>
         <w:br/>
-        <w:t>The new form of cultural critique does not depend on ethnographies of exotic peoples, but on intensive field studies of America itself, sometimes with an added comparison of the same aspect of another culture.</w:t>
+        <w:t xml:space="preserve"> ''That is the Prokofiev dilemma,'' he added. </w:t>
         <w:br/>
-        <w:t>"Coming of Age in New Jersey," (Rutgers University Press) for example, is the title of a 1989 study by Dr. Michael Moffat, an anthropologist at Rutgers, of sexuality among students in a coed dormitory there. Dr. Moffat lived in the dorm during the school year 1983-84, taking notes and conducting interviews just as he had done in his earlier field work in a village in southern India.</w:t>
+        <w:t xml:space="preserve"> Born in Ukraine in 1891, Sergei Prokofiev was a son of the solid upper middle class. His father was an agricultural engineer; his mother was musically inclined and determined to secure her son a place in the St. Petersburg Conservatory. Once there, Prokofiev made a name for himself as a skilled pianist but was considered a difficult and unusual composer.</w:t>
         <w:br/>
-        <w:t>While some of what he discovered would not surprise most anyone who came of age anywhere in America within the last decade or two, there are some revelations. A few are relatively trivial -- for example, the student folklore, that "if your roommate commits suicide, the deans have to give you a straight A average that semester."</w:t>
+        <w:t xml:space="preserve"> There is a detachment in photographs of Prokofiev. Somewhere in the wide forehead and deep-set eyes, there's a sense that the composer is standing back, observing. ''He presented himself as someone of very little emotion,'' Dr. Morrison said. ''That is the nature of his music; it is forged out of steel.''</w:t>
         <w:br/>
-        <w:t>Others, though, point to contradictions within the student subculture that reflect trends in the wider culture as well. For example, Dr. Moffat found that, in theory, most students endorsed a new sexual orthodoxy: that no one should feel guilty about sex, and that women have as much right to sexual pleasure as men. In practice, however, most men and women he studied actually experienced relations between the sexes as a battle between aggressive men who sought sexual conquest and reluctant women who bartered sex for love, and that women were of two types, "good" and "sluts."</w:t>
+        <w:t xml:space="preserve"> In June 1914, as World War I was starting, Prokofiev moved to Paris, where Russian composers like Stravinsky were establishing themselves. When he toured the United States, his early work was described as savage; he was sometimes called the Bolshevik pianist. He eventually gained stature and several of his early pieces were celebrated, but Prokofiev was not the leading composer in the West that he had hoped to become.</w:t>
+        <w:br/>
+        <w:t xml:space="preserve"> ''When he was in Paris, he was second banana to Stravinsky,'' said Michael Pratt, who is scheduled to conduct the Princeton University Orchestra in the performance of ''The Steel Step.'' ''He came to the United States, and he was second banana to Rachmaninoff.'' </w:t>
+        <w:br/>
+        <w:t xml:space="preserve"> Of the work, Mr. Pratt said: ''This is a machine piece, a machine ballet. This is not the lyrical side of the composer.''</w:t>
+        <w:br/>
+        <w:t xml:space="preserve"> Prokofiev completed ''The Steel Step'' in 1926, in Paris. The two-act ballet was written for the groundbreaking Ballets Russes, founded and led by the flamboyant impresario Diaghilev. The work drew inspiration from the blocky and mechanized Constructivist art of the period, and the artist Georgy Yakulov designed an elaborate set. Yakulov's set included a large locomotive and robot-like figures that symbolized the fusing of dancers and machines.</w:t>
+        <w:br/>
+        <w:t xml:space="preserve"> The story celebrates the rise of industrialism and the working class in Russia. It begins in a rural village, where the hero and the heroine meet on the eve of civil war. After separation and trials, the two are reunited in the final act and dance the triumph of proletarian spirit. The plot seems trite today, and Diaghilev, an anti-Communist, recast the ballet, Dr. Morrison said, changing Prokofiev's original intent. When it was eventually staged, in 1927, the ballet was interpreted as a condemnation of Soviet rule and the subservience of workers to their machinery. </w:t>
+        <w:br/>
+        <w:t xml:space="preserve"> Dr. Morrison became interested in the piece while doing research in Russia and Paris for essays on Russian ballet. Eventually, he collaborated on an essay about ''The Steel Step'' with Lesley-Anne Sayers, a professor at the University of Bristol in England who had reconstructed a model of Yakulov's original set. During the collaboration, they realized that the entire ballet, hard as the work would be, could be rebuilt. </w:t>
+        <w:br/>
+        <w:t xml:space="preserve"> ''It is my pathology to pursue difficult subjects,'' Dr. Morrison said.</w:t>
+        <w:br/>
+        <w:t xml:space="preserve"> Ballet is an ephemeral art, he says, its ''history is packed with ghosts.'' Before film was common, ballets were frequently lost after performances because the choreography was often difficult to record. In the case of ''The Steel Step,'' researchers were able to put together some of the program by referring to the music and to historical records, but most of the work will be a recreation in the spirit of the performance.</w:t>
+        <w:br/>
+        <w:t xml:space="preserve"> Ze'eva Cohen, head of Princeton's dance program, expects that student dancers will fill most of the roles. ''The dance is about trying to capture the common man in the street,'' she said. ''It is not supertechnical, except for the lead couple.''</w:t>
+        <w:br/>
+        <w:t xml:space="preserve"> Dr. Morrison also has some familiarity with dance. He took a few ballet classes at the well-known Laban Center for Movement and Dance in London two years ago. Among the lithe professionals and young hopefuls, Dr. Morrison, a 37-year-old former hockey defensemen, was not a typical student. </w:t>
+        <w:br/>
+        <w:t xml:space="preserve"> ''It was ridiculous,'' he recalled. But the training made him familiar with basic ballet moves.</w:t>
+        <w:br/>
+        <w:t xml:space="preserve"> Dr. Morrison has been shuttling between Princeton and Moscow, where he is working on a new Prokofiev project. In addition to supervising production of ''The Steel Step,'' he wants to answer this lasting question about Prokofiev: Why did the he return to the Soviet Union in 1936.</w:t>
+        <w:br/>
+        <w:t xml:space="preserve"> By most accounts, the move was a mistake. Prokofiev's wife, Lina, was condemned and sent to a prison camp, and much of Prokofiev's later work was co-opted by the Soviets. Still, Prokofiev seemed committed to Russia until his death on March 5, 1953, the same day that Stalin died. In his autobiography, Prokofiev said he had returned to Russia because he found a better reception for his music. </w:t>
+        <w:br/>
+        <w:t xml:space="preserve"> ''I care nothing for politics -- I'm a composer first and last,'' he said, according to a Prokofiev Web site, Prokofiev.org. ''Any government that lets me write my music in peace, publishes everything I composed before the ink is dry and performs every note that comes from my pen is all right with me.''</w:t>
+        <w:br/>
+        <w:t xml:space="preserve"> Dr. Morrison thinks there is something more. He thinks Prokofiev believed that through his art, he could create a place apart from the outside world.</w:t>
+        <w:br/>
+        <w:t xml:space="preserve"> ''He created a mental space for himself that kept him going,'' he said. ''Prokofiev worked 24 hours a day, every day, to close himself off from the madness. And on that level he was able to separate himself. But clearly, the madness existed.''</w:t>
+        <w:br/>
+        <w:t xml:space="preserve"> And, in a little more than a year, New Jersey balletgoers will get a taste of Prokofiev's place apart.</w:t>
+        <w:br/>
+        <w:br/>
+        <w:br/>
+        <w:t>http://www.nytimes.com</w:t>
+        <w:br/>
+        <w:br/>
+        <w:t>Graphic</w:t>
+        <w:br/>
         <w:br/>
         <w:t xml:space="preserve"> </w:t>
         <w:br/>
-        <w:t>The Role of Accidents</w:t>
+        <w:t>Photos: Simon Morrison, a Princeton professor, is bringing back a Prokofiev ballet last performed in the 1920's. ''The Steel Step'' is a far cry from ''Peter and the Wolf.'' (Photo by Dith Pran/The New York Times)(pg. 1)</w:t>
         <w:br/>
-        <w:t xml:space="preserve"> Using other research methods, sociologists and psychologists have come to similar conclusions. But as an anthropologist, Dr. Moffat explored the cultural influences that shape these sexual attitudes. One was the ritual viewing of the movie "Deep Throat" each year by coed groups of students at Rutgers.</w:t>
-        <w:br/>
-        <w:t>A study of women on both sides of the abortion rights struggle in Fargo, N.D., was undertaken by Dr. Faye Ginsburg, an anthropologist at New York University.</w:t>
-        <w:br/>
-        <w:t>What was most crucial in determining the view a woman took, Dr. Ginsburg found, was not her background; women on both sides came from religiously conservative families, mostly Lutheran. But accidents of personal history gave them differing outlooks: those who had children after an early marriage, then found themselves wanting more freedom, tended to favor abortion rights. But those who delayed having children until after they had been working tended to take the opposite stance.</w:t>
-        <w:br/>
-        <w:t>Another major focus of the genre is the study of the subculture of science, Dr. Marcus said.</w:t>
-        <w:br/>
-        <w:t>Dr. Laura Nader, an anthropologist at the University of California at Berkeley, organized a symposium on the subject at a recent meeting of the American Association for the Advancement of Science in Washington. Among the presentations was a study of men and women who do research on nuclear weapons by Dr. Hugh Gusterson, an anthropologist at Stanford University. For the scientists who develop nuclear arms, Dr. Gusterson said, weapon testing serves as a ritual that reassures them about the rightness of what they are doing, confers status on those who lead them and bonds them into a community.</w:t>
-        <w:br/>
-        <w:t>Dr. Gusterson also found that many researchers see nuclear weapons as esthetically pleasing. "Some of the scientists talk about being sad that the bomb is going to be destroyed because the technology in it is so intricate and beautiful," he said.</w:t>
-        <w:br/>
-        <w:t>Often the work on American groups is an extension of earlier work in other cultures by the same anthropologist. For example, some of Dr. Marcus's original ethnographic work was on Polynesian aristocrats and how they passed on their status from generation to generation. Currently, Dr. Marcus is studying American dynastic families, starting with a wealthy family in Galveston, Tex.</w:t>
-        <w:br/>
-        <w:t xml:space="preserve"> </w:t>
-        <w:br/>
-        <w:t>Between Myth and Reality</w:t>
-        <w:br/>
-        <w:t xml:space="preserve"> "A generation or two after such families reach the peak of their power and wealth, they become more open to telling their story to someone like me, an anthropologist," said Dr. Marcus.</w:t>
-        <w:br/>
-        <w:t>In Polynesia as in Texas, there is often a discrepancy between the shared legends and myths of the family, and the reality, Dr. Marcus finds. For instance, the myth often suggests that the traits or mission of the founder have been passed on to later generations, and that the lives of family members still revolve around carrying on that mission.</w:t>
-        <w:br/>
-        <w:t>That is typically wrong on two counts. For one, those in later generations often find their lives taking very different directions from that outlined in the family legend. For another, said Dr. Marcus, "what gets ignored in the retelling of the family story is that what begins as a family ends up as a cultural institution."</w:t>
-        <w:br/>
-        <w:t>"The family dynasty includes the functionaries -- lawyers, publicists, foundation administrators, and so on -- who run things day to day," he said. "They have virtually nothing to do with the people in the family."</w:t>
-        <w:br/>
-        <w:t>Perhaps one of the most natural ways to see American culture with fresh eyes is to be from a different culture altogether. "A longtime fantasy among American anthropologists has been that someday there would be Trobriand, Bororo or Ndembu anthropologists who would come to the United States and study us," Dr. Marcus said.</w:t>
-        <w:br/>
-        <w:t>One anthropologist who fills that bill is Dr. John Ogbu, a Nigerian who now teaches at the University of California at Berkeley. One of his first studies was of the school system in a small California city, where one high school was all white and middle class, and the two others were mainly mixtures of black and Hispanic students from the working class.</w:t>
-        <w:br/>
-        <w:t>While the pattern is a common one in American cities, Dr. Ogbu saw it in a larger context: as evidence of a de facto caste system at work. Around the world, he observed, members of lower castes attend inferior schools where they are trained in the skills that will keep them in menial jobs like those of their parents. The better education, of course, goes to the children of the privileged caste.</w:t>
+        <w:t xml:space="preserve"> Simon Morrison's central question: How did a tuba-playing hockey player from Manitoba fall for avant-garde Russian composers? (Photo by Dith Pran/The New York Times)(pg. 4)</w:t>
       </w:r>
     </w:p>
     <w:sectPr>

--- a/example_articles/countries/Russia/2.countries_Russia_New_York_Times.docx
+++ b/example_articles/countries/Russia/2.countries_Russia_New_York_Times.docx
@@ -7,7 +7,7 @@
         <w:pStyle w:val="Heading1"/>
       </w:pPr>
       <w:r>
-        <w:t>A Professor Revives Prokofiev's Robots</w:t>
+        <w:t>The Bolsheviks Versus the Deep State; Red Century</w:t>
       </w:r>
     </w:p>
     <w:p>
@@ -17,17 +17,17 @@
     </w:p>
     <w:p>
       <w:r>
-        <w:t>Date: 2004-02-22</w:t>
+        <w:t>Date: 2017-03-27</w:t>
       </w:r>
     </w:p>
     <w:p>
       <w:r>
-        <w:t>Section: Section 14NJ; Column 4; New Jersey Weekly Desk; Pg. 1; IN PERSON</w:t>
+        <w:t>Section: OPINION</w:t>
       </w:r>
     </w:p>
     <w:p>
       <w:r>
-        <w:t>Source file: NYT/49.DOCX</w:t>
+        <w:t>Source file: NYT/29.DOCX</w:t>
       </w:r>
     </w:p>
     <w:p>
@@ -49,87 +49,47 @@
     </w:p>
     <w:p>
       <w:r>
-        <w:t>SIMON MORRISON bent forward and, with an easy sweep of his hand, popped a disc into his office CD player. He straightened as music from an early Prokofiev ballet crashed from the speakers, a harsh wash of grating horns and driving drums. It is difficult music for a casual listener, as mechanical as the din on a factory floor. Unlike some of Prokofiev's later work, there is little lyricism, as dancer and machine merge, no soft resting place for the ear.</w:t>
+        <w:t>Vacant offices. Barren corridors. The hush of work not being done settles across the capital city, a silence of memos untyped, papers unpushed, file cabinets sealed shut. The machine of state is not in use. This is not Washington today; it is Petrograd, Russia, 100 years earlier, where after the Bolsheviks seized power in late October, the bureaucrats of the Russian state — tens of thousands of them — locked their desks and pocketed the keys on their way out the door. They declared themselves on strike, protesting what they viewed as the Bolsheviks' shocking and illegitimate violation of the public trust.</w:t>
         <w:br/>
-        <w:t xml:space="preserve"> But Dr. Morrison, a tall, thin assistant professor of music at Princeton University, was rapt. He finds a spare beauty in this music, grace in its discord.</w:t>
+        <w:t>Some held out a month, some lasted two, with the longest — the bankers in the former Ministry of Finance — standing firm until mid-March. In these five months, ordinary accountants, lawyers and administrators demonstrated great civic courage at significant personal cost. They either lived with the threat of arrest or were arrested, then handed over to the capricious Extraordinary Commission for the Battle to Combat Sabotage and Counterrevolution — known as the Cheka, forerunner to the K.G.B. — which shot people in basements and which was created in December 1917 with the express purpose of suppressing the "sabotage of government employees," as the new regime called the strike.</w:t>
         <w:br/>
-        <w:t xml:space="preserve">  It makes sense that he would. In some ways, the ballet, ''The Steel Step,'' is Dr. Morrison's wayward baby. After more than 75 years, in which the work had all but vanished, he is reviving it. If all goes well, Dr. Morrison and his collaborators will present the ballet at Princeton's Berlind Theater in the spring of 2005. It will be the first time that the ballet -- originally written as a pro-Communist work -- has been performed in full since it opened in Paris in 1927.</w:t>
+        <w:t>Compared to the events the revolutionaries wanted to commemorate, the strike is mostly forgotten. This is in part because it ultimately had little effect, or rather, it had an effect profoundly contrary to what its participants intended. Truth be told, their intentions hardly mattered. But the decisions they faced and the choices they made are worth remembering today, as we approach the centenary of the October Revolution amid reports of a "deep state" protest in the United States.</w:t>
         <w:br/>
-        <w:t xml:space="preserve"> ''It is a huge undertaking,'' Carolyn Abbate, who heads Princeton's music department, said of the reconstruction of the ballet. The job involves platoons of dancers, an expert in historic dance reconstruction, a designer from England who spent seven years recreating the original set, an orchestra, a conductor and Dr. Morrison. ''It is practically the Army Corps of Engineers,'' she added.</w:t>
+        <w:t>The Russian bureaucrats' strike stood in contrast to their reaction to the revolution of February 1917, when the czar fell and Russia became a republic, which they greeted with enthusiasm and relief. The February Revolution held open a chance to live out the early 20th-century bureaucrat's dream: to serve as rational administrators of science, the market and the rule of law, rather than enactors of an incompetent monarch's will. Modern expertise would finally be allowed to triumph over autocratic politics. Some housecleaning would be required: Senior officials in the old regime were jailed and investigations into their crimes against the Russian people were opened. But with the exception of a handful of institutions, most notably the secret police, whose offices were torched, the Russian state continued to function as usual — which is to say, not very well.</w:t>
         <w:br/>
-        <w:t xml:space="preserve"> Prokofiev was a difficult composer. Perhaps best known for his children's work, ''Peter and the Wolf,'' his later pieces were stained by his life in the Soviet Union. Several of his Soviet-era works celebrated Stalin's rule and, for some, that approval of Stalin has made it difficult to accept some of his art.</w:t>
+        <w:t>Then, in the early morning hours of Oct. 25, 1917, the Bolsheviks stormed Petrograd's Central Telegraph Station, improbably initiating 70 years of single-party rule devoted to building a communist society. The Bolsheviks' long-term goal, of course, was to superintend the withering away of the state. In the short term, they sought to put this state to work for them, confident, as one early employee put it, that "the tasks standing before them in administering the country were exceedingly simple and would not bring any difficulties."</w:t>
         <w:br/>
-        <w:t xml:space="preserve"> ''There are some nice tunes,'' Richard Taruskin, a leading scholar on Russian music, said, referring to Prokofiev's Stalin-related work. ''But I am not very sympathetic to the view that we can listen to the glorification of a mass murderer because we like the tunes.''</w:t>
+        <w:t>The Bolsheviks trumpeted that under socialism, even the simplest cook could operate the state machine. This proved almost immediately untrue, not least because starting on Oct. 26, large portions of that state, outraged by the Bolshevik disregard for concepts of law and democracy, by the peace they promised the Germans, and the violence they embraced at home, walked off the job.</w:t>
         <w:br/>
-        <w:t xml:space="preserve"> Dr. Morrison understands that, but he believes Prokofiev can be approached in the way he wrote his music, outside the ordinary world. ''He really believed that his creativity was something divorced from the concerns of the real world,'' Dr. Morrison said. ''The comment is paradoxical because a lot of his works, certainly his official Soviet works, are lodged in time and space like no others.''</w:t>
+        <w:t>We do not know precisely how many people went on strike. The Bolsheviks prevailed — and they never bothered to count. The Russian imperial state employed around 70,000 people in Petrograd on the eve of World War I, and archival records suggest that the great bulk of offices participated in the strike in some way.</w:t>
         <w:br/>
-        <w:t xml:space="preserve"> Dr. Morrison's career did not always focus on resurrecting controversial pro-Soviet works of art. </w:t>
+        <w:t>The strike was organized by unions of administrative professionals, paid out of strike funds until the money ran out. In some bureaus, employees showed up to the office but performed no work. Most employees, from diplomats to schoolteachers, simply stayed home, gathering periodically in one another's apartments to strategize. Before leaving their offices, many took important objects and documents with them, like keys to safes and bank account numbers, files and decoding ciphers. What could the Bolsheviks hope to accomplish without access to those two essential currencies of power — the state's money and its papers?</w:t>
         <w:br/>
-        <w:t xml:space="preserve"> In fact, Dr. Morrison, who is 39, began as a tuba player from Winnipeg, Manitoba. He was good enough to play for the Canadian Broadcasting Corporation band, but when he attended the University of Toronto, he was exposed to the avant-garde Russian composers of the early 20th century and ''was hooked on the music,'' he said. He abandoned the tuba for the piano and journeyed from musical performance to musical analysis.</w:t>
+        <w:t>Quite a lot, it turned out.</w:t>
         <w:br/>
-        <w:t xml:space="preserve"> ''It is a music that is comprised of drives, energies that are almost things you can't quantify,'' he said of the Russians. ''With Prokofiev, concepts -- religion, politics -- in his music, these are translated into abstract ideas.''</w:t>
+        <w:t>The Bolsheviks were numerically tiny stacked up against the bureaucracy. After seizing power, they sent delegations of five or six revolutionaries to take over ministries with thousands of employees. These delegations were generally backed by armed men, but initially, it was inconceivable — even to the Bolsheviks — that the seizure of power would involve real acts of seizure. Lenin made the capture of the State Bank a priority, sending a group of revolutionary sailors to take control of the building the night the revolution began. The bank's workers immediately went on strike, joined the following day by the 7,000 members of the union for private bank employees. The Bolsheviks threatened all of them with arrest if they failed to reopen by Oct. 31; they opened for precisely one hour.</w:t>
         <w:br/>
-        <w:t xml:space="preserve"> After a year as an exchange student in Russia as the Soviet Union was collapsing, Dr. Morrison wrote his master's degree thesis on Prokofiev's first Soviet opera, ''Semyon Kotko,'' which was started in 1938.</w:t>
+        <w:t>A week into the revolution, the new regime still had no money. Three senior bank officials were dragged in to Bolshevik headquarters and ordered to fill out the proper forms giving the Bolsheviks' new executive, the Sovnarkom, access to the state's money. They refused. For a brief moment, the fate of the revolution seemed to hinge on accurate completion of a withdrawal slip. The bankers stood firm even when several days later, fed up with his comrades' delicacy, Leon Trotsky — accompanied by armed brigade and, in true Bolshevik fashion, an orchestra — turned up at the State Bank building and threatened to storm it, before losing his nerve.</w:t>
         <w:br/>
-        <w:t xml:space="preserve"> On the surface, the piece is a typical paean to the Socialist ideal. But it also reflects the conflicts that most artists, Prokofiev included, faced under Stalin, according to Dr. Morrison. </w:t>
+        <w:t>The Bolsheviks were nothing if not skilled bank robbers — they actually funded party activities before the war by robbing banks in the Caucasus — which makes their initial unwillingness to take the money, their lingering, likely unwilling respect for the bourgeois rules of business, that much more striking.</w:t>
         <w:br/>
-        <w:t xml:space="preserve"> The story, about the defense of the homeland against German invaders, found official disfavor after the Soviet Union signed a nonaggression pact with Nazi Germany in 1939; Prokofiev was forced to change the text to reflect the new political reality. But even the changes did not save the work, which was ultimately banned by Stalin. And the Soviets eventually arrested Prokofiev's old friend and the opera's producer, Vsevolod Meyerhold, and killed him.</w:t>
+        <w:t>They got over it.</w:t>
         <w:br/>
-        <w:t xml:space="preserve"> The piece ''has an extraordinarily beautiful musical score,'' Dr. Morrison said. But he said the work falters toward the end, probably because Prokofiev collapsed under the external political pressure he faced.</w:t>
+        <w:t>In the weeks and months that followed, agents of the Cheka ransacked apartments and arrested officials. They eventually acquired the keys to all eight safes in the State Bank, held in two copies each by different officials. At the same time, they began issuing their own scrip to cover their expenses. The first groups of employees dripped back to work at the offices of the Credit Chancellery, the most powerful office of the former Ministry of Finance, after a month — mostly junior people joining the couriers and janitors who had never left. Unskilled workers had not been included in the strike, and these workers, though frequently illiterate and utterly unschooled in statecraft, provided the Bolshevik delegations with much-needed information about the offices where they worked, such as the home addresses of their bosses.</w:t>
         <w:br/>
-        <w:t xml:space="preserve"> ''That is the Prokofiev dilemma,'' he added. </w:t>
+        <w:t>It wasn't just fear that brought people back. The Bolsheviks outlawed private transactions and declared entire branches of industry to be the possession of an as-yet nonexistent socialist state. By the summer of 1918, "it became evident that banking, private industry, private commerce were played out," one striking official wrote. "There was no field of action for me except in the service of the state."</w:t>
         <w:br/>
-        <w:t xml:space="preserve"> Born in Ukraine in 1891, Sergei Prokofiev was a son of the solid upper middle class. His father was an agricultural engineer; his mother was musically inclined and determined to secure her son a place in the St. Petersburg Conservatory. Once there, Prokofiev made a name for himself as a skilled pianist but was considered a difficult and unusual composer.</w:t>
+        <w:t>Another employee characterized the general sense among his peers as being that "sabotage did nothing." Ambitious newcomers — people from the provinces, junior officials angling for a promotion — filled out the staffs, which began growing by leaps and bounds. Like a dry sponge, the new regime absorbed them all.</w:t>
         <w:br/>
-        <w:t xml:space="preserve"> There is a detachment in photographs of Prokofiev. Somewhere in the wide forehead and deep-set eyes, there's a sense that the composer is standing back, observing. ''He presented himself as someone of very little emotion,'' Dr. Morrison said. ''That is the nature of his music; it is forged out of steel.''</w:t>
+        <w:t>Even after most of the strikers had returned to work, the Bolsheviks never declared the sabotage over. The sabotage was never over. Searching out malfeasance among state employees — which, thanks to the nationalization programs, was practically everybody — fueled the Cheka, a brand-new "state within the state," as one employee sagely called it, for the next 70 years.</w:t>
         <w:br/>
-        <w:t xml:space="preserve"> In June 1914, as World War I was starting, Prokofiev moved to Paris, where Russian composers like Stravinsky were establishing themselves. When he toured the United States, his early work was described as savage; he was sometimes called the Bolshevik pianist. He eventually gained stature and several of his early pieces were celebrated, but Prokofiev was not the leading composer in the West that he had hoped to become.</w:t>
+        <w:t>Rather than obstructing the Bolshevik takeover, the strike ended up facilitating it, spurring the Bolsheviks to build parallel organs of governance dedicated to revolutionary goals. A prominent Cheka official crowed in 1920 that the strike had made his job easier. Officials of a Moscow bank branch later wondered if, without a strike, the Bolsheviks would have aimed only to "adapt the upper ranks of the state apparatus to the needs of Soviet power," rather than embarking on "the total destruction and reconstruction of the entire banking apparatus from the bottom to the top" that ultimately occurred.</w:t>
         <w:br/>
-        <w:t xml:space="preserve"> ''When he was in Paris, he was second banana to Stravinsky,'' said Michael Pratt, who is scheduled to conduct the Princeton University Orchestra in the performance of ''The Steel Step.'' ''He came to the United States, and he was second banana to Rachmaninoff.'' </w:t>
+        <w:t>Having denounced the bureaucracy and all its paper instruments as bourgeois tools intended to suppress the working class, the Bolsheviks were far less vulnerable to the chaos they unleashed than a different set of revolutionaries might have been. At least for a time, the destruction was empowering.</w:t>
         <w:br/>
-        <w:t xml:space="preserve"> Of the work, Mr. Pratt said: ''This is a machine piece, a machine ballet. This is not the lyrical side of the composer.''</w:t>
+        <w:t>Follow The New York Times Opinion section on Facebook and            Twitter, and sign up for the            Opinion Today newsletter.</w:t>
         <w:br/>
-        <w:t xml:space="preserve"> Prokofiev completed ''The Steel Step'' in 1926, in Paris. The two-act ballet was written for the groundbreaking Ballets Russes, founded and led by the flamboyant impresario Diaghilev. The work drew inspiration from the blocky and mechanized Constructivist art of the period, and the artist Georgy Yakulov designed an elaborate set. Yakulov's set included a large locomotive and robot-like figures that symbolized the fusing of dancers and machines.</w:t>
-        <w:br/>
-        <w:t xml:space="preserve"> The story celebrates the rise of industrialism and the working class in Russia. It begins in a rural village, where the hero and the heroine meet on the eve of civil war. After separation and trials, the two are reunited in the final act and dance the triumph of proletarian spirit. The plot seems trite today, and Diaghilev, an anti-Communist, recast the ballet, Dr. Morrison said, changing Prokofiev's original intent. When it was eventually staged, in 1927, the ballet was interpreted as a condemnation of Soviet rule and the subservience of workers to their machinery. </w:t>
-        <w:br/>
-        <w:t xml:space="preserve"> Dr. Morrison became interested in the piece while doing research in Russia and Paris for essays on Russian ballet. Eventually, he collaborated on an essay about ''The Steel Step'' with Lesley-Anne Sayers, a professor at the University of Bristol in England who had reconstructed a model of Yakulov's original set. During the collaboration, they realized that the entire ballet, hard as the work would be, could be rebuilt. </w:t>
-        <w:br/>
-        <w:t xml:space="preserve"> ''It is my pathology to pursue difficult subjects,'' Dr. Morrison said.</w:t>
-        <w:br/>
-        <w:t xml:space="preserve"> Ballet is an ephemeral art, he says, its ''history is packed with ghosts.'' Before film was common, ballets were frequently lost after performances because the choreography was often difficult to record. In the case of ''The Steel Step,'' researchers were able to put together some of the program by referring to the music and to historical records, but most of the work will be a recreation in the spirit of the performance.</w:t>
-        <w:br/>
-        <w:t xml:space="preserve"> Ze'eva Cohen, head of Princeton's dance program, expects that student dancers will fill most of the roles. ''The dance is about trying to capture the common man in the street,'' she said. ''It is not supertechnical, except for the lead couple.''</w:t>
-        <w:br/>
-        <w:t xml:space="preserve"> Dr. Morrison also has some familiarity with dance. He took a few ballet classes at the well-known Laban Center for Movement and Dance in London two years ago. Among the lithe professionals and young hopefuls, Dr. Morrison, a 37-year-old former hockey defensemen, was not a typical student. </w:t>
-        <w:br/>
-        <w:t xml:space="preserve"> ''It was ridiculous,'' he recalled. But the training made him familiar with basic ballet moves.</w:t>
-        <w:br/>
-        <w:t xml:space="preserve"> Dr. Morrison has been shuttling between Princeton and Moscow, where he is working on a new Prokofiev project. In addition to supervising production of ''The Steel Step,'' he wants to answer this lasting question about Prokofiev: Why did the he return to the Soviet Union in 1936.</w:t>
-        <w:br/>
-        <w:t xml:space="preserve"> By most accounts, the move was a mistake. Prokofiev's wife, Lina, was condemned and sent to a prison camp, and much of Prokofiev's later work was co-opted by the Soviets. Still, Prokofiev seemed committed to Russia until his death on March 5, 1953, the same day that Stalin died. In his autobiography, Prokofiev said he had returned to Russia because he found a better reception for his music. </w:t>
-        <w:br/>
-        <w:t xml:space="preserve"> ''I care nothing for politics -- I'm a composer first and last,'' he said, according to a Prokofiev Web site, Prokofiev.org. ''Any government that lets me write my music in peace, publishes everything I composed before the ink is dry and performs every note that comes from my pen is all right with me.''</w:t>
-        <w:br/>
-        <w:t xml:space="preserve"> Dr. Morrison thinks there is something more. He thinks Prokofiev believed that through his art, he could create a place apart from the outside world.</w:t>
-        <w:br/>
-        <w:t xml:space="preserve"> ''He created a mental space for himself that kept him going,'' he said. ''Prokofiev worked 24 hours a day, every day, to close himself off from the madness. And on that level he was able to separate himself. But clearly, the madness existed.''</w:t>
-        <w:br/>
-        <w:t xml:space="preserve"> And, in a little more than a year, New Jersey balletgoers will get a taste of Prokofiev's place apart.</w:t>
-        <w:br/>
-        <w:br/>
-        <w:br/>
-        <w:t>http://www.nytimes.com</w:t>
-        <w:br/>
-        <w:br/>
-        <w:t>Graphic</w:t>
-        <w:br/>
-        <w:br/>
-        <w:t xml:space="preserve"> </w:t>
-        <w:br/>
-        <w:t>Photos: Simon Morrison, a Princeton professor, is bringing back a Prokofiev ballet last performed in the 1920's. ''The Steel Step'' is a far cry from ''Peter and the Wolf.'' (Photo by Dith Pran/The New York Times)(pg. 1)</w:t>
-        <w:br/>
-        <w:t xml:space="preserve"> Simon Morrison's central question: How did a tuba-playing hockey player from Manitoba fall for avant-garde Russian composers? (Photo by Dith Pran/The New York Times)(pg. 4)</w:t>
+        <w:t>Anne O'Donnell (@annekodonnell) is an assistant professor of history and Russian and Slavic studies at New York University.</w:t>
       </w:r>
     </w:p>
     <w:sectPr>
